--- a/paper/WRRA_M_0_8_EN.docx
+++ b/paper/WRRA_M_0_8_EN.docx
@@ -43,7 +43,7 @@
         <w:jc w:val="left"/>
       </w:pPr>
       <w:r>
-        <w:t xml:space="preserve">WRRA-M 0.8 | 2026-10-01</w:t>
+        <w:t xml:space="preserve">WRRA-M 0.8-r1 | 2026-10-02</w:t>
       </w:r>
     </w:p>
     <w:p>
@@ -107,7 +107,7 @@
         <w:jc w:val="left"/>
       </w:pPr>
       <w:r>
-        <w:t xml:space="preserve">Failure conditions are a tie or incompatible assignment under fixed calibration, loss of transport rank or positivity, disagreement in charges, anomalies or energy accounting, and undisclosed input changes. Twenty-two check groups pass. Completion means executed calibrated selection of the adopted our-universe assignment within the declared four-filter family. Calibration is legitimate model construction; independent prediction is not a completion requirement.</w:t>
+        <w:t xml:space="preserve">Failure conditions are a tie or incompatible assignment under fixed calibration, loss of transport rank or positivity, disagreement in charges, anomalies or energy accounting, and undisclosed input changes. Twenty-three check groups pass. Completion means executed calibrated selection of the adopted our-universe assignment within the declared four-filter family. Calibration is legitimate model construction; independent prediction is not a completion requirement.</w:t>
       </w:r>
     </w:p>
     <w:bookmarkEnd w:id="20"/>
@@ -4699,7 +4699,7 @@
         <w:jc w:val="left"/>
       </w:pPr>
       <w:r>
-        <w:t xml:space="preserve">Initial weights are one quarter each, eta=1 and the residual target is 10^-8. The sufficient construction time at the reference is about 418.04425027, with final F_DX weight 0.999999993333 and residual about 6.666667 times 10^-9. Independent integration of the selection differential equation differs from the closed form by at most 2.362 times 10^-14.</w:t>
+        <w:t xml:space="preserve">Initial weights are one quarter each, eta=1 and the residual target is 10^-8. The sufficient construction time at the reference is about 418.04425027, with final F_DX weight 0.999999993333 and residual about 6.666667 times 10^-9. Independent integration of the selection differential equation differs from the closed form by at most 2.359e-14.</w:t>
       </w:r>
     </w:p>
     <w:p>
@@ -7017,7 +7017,7 @@
         <w:jc w:val="left"/>
       </w:pPr>
       <w:r>
-        <w:t xml:space="preserve">Family count is calibration input and family replication is an executed transformation. Masses, mixing, Yukawa structure and interaction dynamics are not newly derived by this inventory. Version 0.9 attaches physical quantization outcomes, probabilities, post-observation states and records to the selected placement.</w:t>
+        <w:t xml:space="preserve">Family count is calibration input and family replication is an executed transformation. Masses, mixing, Yukawa structure and interaction dynamics are not newly derived by this inventory. Version 0.9 connects upstream inputs and common arithmetic accounting to this placement. Physical energy and pressure mapping in 0.10 and time and spectra in 0.12 precede physical quantization outcomes, probabilities, post-observation states and records in 0.13.</w:t>
       </w:r>
     </w:p>
     <w:bookmarkEnd w:id="25"/>
@@ -9105,6 +9105,95 @@
           </w:p>
         </w:tc>
       </w:tr>
+      <w:tr>
+        <w:trPr>
+          <w:cantSplit/>
+        </w:trPr>
+        <w:tc>
+          <w:tcPr>
+            <w:tcW w:type="dxa" w:w="576"/>
+            <w:vAlign w:val="center"/>
+            <w:shd w:fill="FFFFFF"/>
+            <w:tcMar>
+              <w:top w:w="90" w:type="dxa"/>
+              <w:left w:w="90" w:type="dxa"/>
+              <w:bottom w:w="90" w:type="dxa"/>
+              <w:right w:w="90" w:type="dxa"/>
+            </w:tcMar>
+          </w:tcPr>
+          <w:p>
+            <w:pPr>
+              <w:pStyle w:val="Compact"/>
+              <w:spacing w:before="60" w:after="60" w:line="252" w:lineRule="auto"/>
+              <w:jc w:val="center"/>
+            </w:pPr>
+            <w:r>
+              <w:rPr>
+                <w:rFonts w:ascii="Liberation Serif" w:hAnsi="Liberation Serif"/>
+                <w:b w:val="0"/>
+                <w:sz w:val="20"/>
+              </w:rPr>
+              <w:t xml:space="preserve">23</w:t>
+            </w:r>
+          </w:p>
+        </w:tc>
+        <w:tc>
+          <w:tcPr>
+            <w:tcW w:type="dxa" w:w="8424"/>
+            <w:vAlign w:val="center"/>
+            <w:shd w:fill="FFFFFF"/>
+            <w:tcMar>
+              <w:top w:w="90" w:type="dxa"/>
+              <w:left w:w="90" w:type="dxa"/>
+              <w:bottom w:w="90" w:type="dxa"/>
+              <w:right w:w="90" w:type="dxa"/>
+            </w:tcMar>
+          </w:tcPr>
+          <w:p>
+            <w:pPr>
+              <w:pStyle w:val="Compact"/>
+              <w:spacing w:before="60" w:after="60" w:line="252" w:lineRule="auto"/>
+              <w:jc w:val="left"/>
+            </w:pPr>
+            <w:r>
+              <w:rPr>
+                <w:rFonts w:ascii="Liberation Serif" w:hAnsi="Liberation Serif"/>
+                <w:b w:val="0"/>
+                <w:sz w:val="20"/>
+              </w:rPr>
+              <w:t xml:space="preserve">Tiny positive winner support</w:t>
+            </w:r>
+          </w:p>
+        </w:tc>
+        <w:tc>
+          <w:tcPr>
+            <w:tcW w:type="dxa" w:w="994"/>
+            <w:vAlign w:val="center"/>
+            <w:shd w:fill="FFFFFF"/>
+            <w:tcMar>
+              <w:top w:w="90" w:type="dxa"/>
+              <w:left w:w="90" w:type="dxa"/>
+              <w:bottom w:w="90" w:type="dxa"/>
+              <w:right w:w="90" w:type="dxa"/>
+            </w:tcMar>
+          </w:tcPr>
+          <w:p>
+            <w:pPr>
+              <w:pStyle w:val="Compact"/>
+              <w:spacing w:before="60" w:after="60" w:line="252" w:lineRule="auto"/>
+              <w:jc w:val="center"/>
+            </w:pPr>
+            <w:r>
+              <w:rPr>
+                <w:rFonts w:ascii="Liberation Serif" w:hAnsi="Liberation Serif"/>
+                <w:b w:val="0"/>
+                <w:sz w:val="20"/>
+              </w:rPr>
+              <w:t xml:space="preserve">Pass</w:t>
+            </w:r>
+          </w:p>
+        </w:tc>
+      </w:tr>
     </w:tbl>
     <w:p>
       <w:pPr>
@@ -9133,7 +9222,7 @@
         <w:jc w:val="left"/>
       </w:pPr>
       <w:r>
-        <w:t xml:space="preserve">Computation requires numpy and scipy. Write_papers.py generates manuscripts; build_reports.py uses pandoc and python-docx for Word. PDF is rendered with LibreOffice, and document checks additionally use pypdf. Random-state tests use seed 808. Results separate constitutive choices, calibrations, internal outputs and subsequent work. This development version is published on GitHub.</w:t>
+        <w:t xml:space="preserve">Computation requires numpy and scipy. Write_papers.py generates manuscripts; build_reports.py uses pandoc and python-docx for Word. PDF is rendered with LibreOffice, and document checks additionally use pypdf. Random-state tests use seed 808. Results separate constitutive choices, calibrations, internal outputs and subsequent work. Revision r1 converges with initial winner support 10^-320 using log-space arithmetic. The reviewed series is published on GitHub and Zenodo.</w:t>
       </w:r>
     </w:p>
     <w:bookmarkEnd w:id="26"/>
